--- a/proposta-surcin/05-roteiro-apresentacao-e-decisoes.docx
+++ b/proposta-surcin/05-roteiro-apresentacao-e-decisoes.docx
@@ -240,7 +240,7 @@
                 <w:b w:val="0"/>
                 <w:sz w:val="20"/>
               </w:rPr>
-              <w:t>Não cobrada à parte; entra como Etapa 0 e reduz a Etapa 1</w:t>
+              <w:t>Não cobrada; entra como Etapa 0 (investimento comercial)</w:t>
             </w:r>
           </w:p>
         </w:tc>
@@ -272,7 +272,7 @@
                 <w:b w:val="0"/>
                 <w:sz w:val="20"/>
               </w:rPr>
-              <w:t>Desconto para fechar Etapas 1 e 2 juntas</w:t>
+              <w:t>Preço das duas opções</w:t>
             </w:r>
           </w:p>
         </w:tc>
@@ -287,7 +287,7 @@
                 <w:b w:val="0"/>
                 <w:sz w:val="20"/>
               </w:rPr>
-              <w:t>R$ 11.900 em vez de R$ 13.100</w:t>
+              <w:t>Essencial R$ 7.800 (~41 h); Completa R$ 14.800 (~81 h)</w:t>
             </w:r>
           </w:p>
         </w:tc>
@@ -319,7 +319,7 @@
                 <w:b w:val="0"/>
                 <w:sz w:val="20"/>
               </w:rPr>
-              <w:t>Número de processos na Etapa 2</w:t>
+              <w:t>Limites de processos</w:t>
             </w:r>
           </w:p>
         </w:tc>
@@ -334,7 +334,7 @@
                 <w:b w:val="0"/>
                 <w:sz w:val="20"/>
               </w:rPr>
-              <w:t>Até 4, com adicional de R$ 1.250 por processo</w:t>
+              <w:t>Essencial até 5; Completa até 8, com 5 redesenhados</w:t>
             </w:r>
           </w:p>
         </w:tc>
@@ -366,7 +366,7 @@
                 <w:b w:val="0"/>
                 <w:sz w:val="20"/>
               </w:rPr>
-              <w:t>Número de entrevistas na Etapa 1</w:t>
+              <w:t>Limites de entrevistas</w:t>
             </w:r>
           </w:p>
         </w:tc>
@@ -381,7 +381,7 @@
                 <w:b w:val="0"/>
                 <w:sz w:val="20"/>
               </w:rPr>
-              <w:t>Até 6 (depende do tamanho da equipe)</w:t>
+              <w:t>Essencial até 4 pessoas; Completa até 5 (depende do tamanho da equipe)</w:t>
             </w:r>
           </w:p>
         </w:tc>
@@ -936,7 +936,7 @@
         <w:t xml:space="preserve">6. Entregáveis e cronograma (5 min). </w:t>
       </w:r>
       <w:r>
-        <w:t>8 semanas no total, com marcos na semana 4 e 8.</w:t>
+        <w:t>Essencial em 4 a 5 semanas; Completa em 8 a 9, com marco na semana 4.</w:t>
       </w:r>
     </w:p>
     <w:p>
@@ -950,7 +950,7 @@
         <w:t xml:space="preserve">7. Investimento (5 min). </w:t>
       </w:r>
       <w:r>
-        <w:t>Etapa 1, Etapa 2 e a opção conjunta. Implementação orçada depois, por pacotes.</w:t>
+        <w:t>Essencial e Completa lado a lado; recomendar a Completa. Implementação orçada depois, por pacotes.</w:t>
       </w:r>
     </w:p>
     <w:p>
@@ -1081,7 +1081,7 @@
                 <w:b w:val="0"/>
                 <w:sz w:val="20"/>
               </w:rPr>
-              <w:t>Automatizar um processo desorganizado só acelera o problema. A Etapa 2 entrega o backlog com esforço e retorno; a primeira automação pode começar logo depois.</w:t>
+              <w:t>Automatizar um processo desorganizado só acelera o problema. A opção Completa entrega o plano de automação com esforço estimado; a primeira automação pode começar logo depois.</w:t>
             </w:r>
           </w:p>
         </w:tc>
@@ -1113,7 +1113,7 @@
                 <w:b w:val="0"/>
                 <w:sz w:val="20"/>
               </w:rPr>
-              <w:t>Ela pode contratar só a Etapa 1 e decidir depois. O valor já desconta a reunião inicial.</w:t>
+              <w:t>Ela pode começar pela Essencial e ampliar depois. A reunião inicial e a proposta não foram cobradas.</w:t>
             </w:r>
           </w:p>
         </w:tc>
@@ -1130,7 +1130,7 @@
                 <w:b w:val="0"/>
                 <w:sz w:val="20"/>
               </w:rPr>
-              <w:t>Por que demora 8 semanas?</w:t>
+              <w:t>Por que demora 8 a 9 semanas?</w:t>
             </w:r>
           </w:p>
         </w:tc>

--- a/proposta-surcin/05-roteiro-apresentacao-e-decisoes.docx
+++ b/proposta-surcin/05-roteiro-apresentacao-e-decisoes.docx
@@ -28,7 +28,7 @@
           <w:color w:val="595959"/>
           <w:sz w:val="18"/>
         </w:rPr>
-        <w:t>Versão preliminar · 13/10/2026 · uso interno até revisão do Renato</w:t>
+        <w:t>Versão 2 · 13/10/2026 · atualizada com a transcrição da reunião · uso interno até revisão do Renato</w:t>
       </w:r>
     </w:p>
     <w:p>
@@ -36,7 +36,55 @@
         <w:pStyle w:val="Heading1"/>
       </w:pPr>
       <w:r>
-        <w:t>1. Decisões e revisões que só você pode fazer</w:t>
+        <w:t>1. O que mudou com a transcrição</w:t>
+      </w:r>
+    </w:p>
+    <w:p>
+      <w:pPr>
+        <w:pStyle w:val="ListBullet"/>
+      </w:pPr>
+      <w:r>
+        <w:t>A equipe é de 4 pessoas além da Thamires (Júlia, Vitória, Tamara e a estagiária Alana), e não há contador.</w:t>
+      </w:r>
+    </w:p>
+    <w:p>
+      <w:pPr>
+        <w:pStyle w:val="ListBullet"/>
+      </w:pPr>
+      <w:r>
+        <w:t>Os processos já estão em boa parte documentados no Trello e no OneDrive: o projeto parte do que existe.</w:t>
+      </w:r>
+    </w:p>
+    <w:p>
+      <w:pPr>
+        <w:pStyle w:val="ListBullet"/>
+      </w:pPr>
+      <w:r>
+        <w:t>As dores concretas são centralização, risco no fiscal (erro de agosto), fechamento financeiro lento e falta de métricas para a remuneração variável.</w:t>
+      </w:r>
+    </w:p>
+    <w:p>
+      <w:pPr>
+        <w:pStyle w:val="ListBullet"/>
+      </w:pPr>
+      <w:r>
+        <w:t>O cronograma agora tem datas reais: Vitória volta em 28/10, prova da Thamires em 13/12, meta de terminar antes de janeiro.</w:t>
+      </w:r>
+    </w:p>
+    <w:p>
+      <w:pPr>
+        <w:pStyle w:val="ListBullet"/>
+      </w:pPr>
+      <w:r>
+        <w:t>O preço não mudou: 4 a 5 entrevistas e 8 processos cabem nas opções Essencial e Completa.</w:t>
+      </w:r>
+    </w:p>
+    <w:p>
+      <w:pPr>
+        <w:pStyle w:val="Heading1"/>
+      </w:pPr>
+      <w:r>
+        <w:t>2. Decisões e revisões que só você pode fazer</w:t>
       </w:r>
     </w:p>
     <w:tbl>
@@ -71,7 +119,7 @@
         </w:tc>
         <w:tc>
           <w:tcPr>
-            <w:tcW w:type="dxa" w:w="3969"/>
+            <w:tcW w:type="dxa" w:w="3402"/>
             <w:shd w:val="clear" w:color="auto" w:fill="1F3A5F"/>
           </w:tcPr>
           <w:p>
@@ -88,7 +136,7 @@
         </w:tc>
         <w:tc>
           <w:tcPr>
-            <w:tcW w:type="dxa" w:w="4649"/>
+            <w:tcW w:type="dxa" w:w="5216"/>
             <w:shd w:val="clear" w:color="auto" w:fill="1F3A5F"/>
           </w:tcPr>
           <w:p>
@@ -99,7 +147,7 @@
                 <w:color w:val="FFFFFF"/>
                 <w:sz w:val="20"/>
               </w:rPr>
-              <w:t>Padrão adotado nos documentos</w:t>
+              <w:t>Padrão adotado</w:t>
             </w:r>
           </w:p>
         </w:tc>
@@ -122,7 +170,7 @@
         </w:tc>
         <w:tc>
           <w:tcPr>
-            <w:tcW w:type="dxa" w:w="3969"/>
+            <w:tcW w:type="dxa" w:w="3402"/>
           </w:tcPr>
           <w:p>
             <w:r/>
@@ -137,7 +185,7 @@
         </w:tc>
         <w:tc>
           <w:tcPr>
-            <w:tcW w:type="dxa" w:w="4649"/>
+            <w:tcW w:type="dxa" w:w="5216"/>
           </w:tcPr>
           <w:p>
             <w:r/>
@@ -146,7 +194,7 @@
                 <w:b w:val="0"/>
                 <w:sz w:val="20"/>
               </w:rPr>
-              <w:t>R$ 180/h para cálculo; R$ 220/h para hora avulsa</w:t>
+              <w:t>Cerca de R$ 180/h; R$ 220/h para hora avulsa</w:t>
             </w:r>
           </w:p>
         </w:tc>
@@ -169,7 +217,7 @@
         </w:tc>
         <w:tc>
           <w:tcPr>
-            <w:tcW w:type="dxa" w:w="3969"/>
+            <w:tcW w:type="dxa" w:w="3402"/>
           </w:tcPr>
           <w:p>
             <w:r/>
@@ -184,7 +232,7 @@
         </w:tc>
         <w:tc>
           <w:tcPr>
-            <w:tcW w:type="dxa" w:w="4649"/>
+            <w:tcW w:type="dxa" w:w="5216"/>
           </w:tcPr>
           <w:p>
             <w:r/>
@@ -216,7 +264,7 @@
         </w:tc>
         <w:tc>
           <w:tcPr>
-            <w:tcW w:type="dxa" w:w="3969"/>
+            <w:tcW w:type="dxa" w:w="3402"/>
           </w:tcPr>
           <w:p>
             <w:r/>
@@ -225,13 +273,13 @@
                 <w:b w:val="0"/>
                 <w:sz w:val="20"/>
               </w:rPr>
-              <w:t>Cobrar ou não pela reunião de 2h30 já feita</w:t>
+              <w:t>Preço das opções</w:t>
             </w:r>
           </w:p>
         </w:tc>
         <w:tc>
           <w:tcPr>
-            <w:tcW w:type="dxa" w:w="4649"/>
+            <w:tcW w:type="dxa" w:w="5216"/>
           </w:tcPr>
           <w:p>
             <w:r/>
@@ -240,7 +288,7 @@
                 <w:b w:val="0"/>
                 <w:sz w:val="20"/>
               </w:rPr>
-              <w:t>Não cobrada; entra como Etapa 0 (investimento comercial)</w:t>
+              <w:t>Essencial R$ 7.800; Completa R$ 14.800</w:t>
             </w:r>
           </w:p>
         </w:tc>
@@ -263,7 +311,7 @@
         </w:tc>
         <w:tc>
           <w:tcPr>
-            <w:tcW w:type="dxa" w:w="3969"/>
+            <w:tcW w:type="dxa" w:w="3402"/>
           </w:tcPr>
           <w:p>
             <w:r/>
@@ -272,13 +320,13 @@
                 <w:b w:val="0"/>
                 <w:sz w:val="20"/>
               </w:rPr>
-              <w:t>Preço das duas opções</w:t>
+              <w:t>Parcelamento</w:t>
             </w:r>
           </w:p>
         </w:tc>
         <w:tc>
           <w:tcPr>
-            <w:tcW w:type="dxa" w:w="4649"/>
+            <w:tcW w:type="dxa" w:w="5216"/>
           </w:tcPr>
           <w:p>
             <w:r/>
@@ -287,7 +335,7 @@
                 <w:b w:val="0"/>
                 <w:sz w:val="20"/>
               </w:rPr>
-              <w:t>Essencial R$ 7.800 (~41 h); Completa R$ 14.800 (~81 h)</w:t>
+              <w:t>Ela tem caixa só até novembro e você disse que valores são conversáveis (02:07). Considerar parcelar a Completa em 4 vezes até janeiro</w:t>
             </w:r>
           </w:p>
         </w:tc>
@@ -310,7 +358,7 @@
         </w:tc>
         <w:tc>
           <w:tcPr>
-            <w:tcW w:type="dxa" w:w="3969"/>
+            <w:tcW w:type="dxa" w:w="3402"/>
           </w:tcPr>
           <w:p>
             <w:r/>
@@ -319,13 +367,13 @@
                 <w:b w:val="0"/>
                 <w:sz w:val="20"/>
               </w:rPr>
-              <w:t>Limites de processos</w:t>
+              <w:t>Oferecer o desenho do programa de remuneração variável como adicional</w:t>
             </w:r>
           </w:p>
         </w:tc>
         <w:tc>
           <w:tcPr>
-            <w:tcW w:type="dxa" w:w="4649"/>
+            <w:tcW w:type="dxa" w:w="5216"/>
           </w:tcPr>
           <w:p>
             <w:r/>
@@ -334,7 +382,7 @@
                 <w:b w:val="0"/>
                 <w:sz w:val="20"/>
               </w:rPr>
-              <w:t>Essencial até 5; Completa até 8, com 5 redesenhados</w:t>
+              <w:t>Fora do escopo; estrutura entrega a base</w:t>
             </w:r>
           </w:p>
         </w:tc>
@@ -357,7 +405,7 @@
         </w:tc>
         <w:tc>
           <w:tcPr>
-            <w:tcW w:type="dxa" w:w="3969"/>
+            <w:tcW w:type="dxa" w:w="3402"/>
           </w:tcPr>
           <w:p>
             <w:r/>
@@ -366,13 +414,13 @@
                 <w:b w:val="0"/>
                 <w:sz w:val="20"/>
               </w:rPr>
-              <w:t>Limites de entrevistas</w:t>
+              <w:t>Horários das entrevistas</w:t>
             </w:r>
           </w:p>
         </w:tc>
         <w:tc>
           <w:tcPr>
-            <w:tcW w:type="dxa" w:w="4649"/>
+            <w:tcW w:type="dxa" w:w="5216"/>
           </w:tcPr>
           <w:p>
             <w:r/>
@@ -381,7 +429,7 @@
                 <w:b w:val="0"/>
                 <w:sz w:val="20"/>
               </w:rPr>
-              <w:t>Essencial até 4 pessoas; Completa até 5 (depende do tamanho da equipe)</w:t>
+              <w:t>A equipe trabalha em horário comercial; confirmar se aceitam antes das 10h30 ou no almoço</w:t>
             </w:r>
           </w:p>
         </w:tc>
@@ -404,7 +452,7 @@
         </w:tc>
         <w:tc>
           <w:tcPr>
-            <w:tcW w:type="dxa" w:w="3969"/>
+            <w:tcW w:type="dxa" w:w="3402"/>
           </w:tcPr>
           <w:p>
             <w:r/>
@@ -413,13 +461,13 @@
                 <w:b w:val="0"/>
                 <w:sz w:val="20"/>
               </w:rPr>
-              <w:t>Sua forma de faturar (MEI, PJ, RPA)</w:t>
+              <w:t>Horário da reunião de quinta à noite</w:t>
             </w:r>
           </w:p>
         </w:tc>
         <w:tc>
           <w:tcPr>
-            <w:tcW w:type="dxa" w:w="4649"/>
+            <w:tcW w:type="dxa" w:w="5216"/>
           </w:tcPr>
           <w:p>
             <w:r/>
@@ -428,7 +476,7 @@
                 <w:b w:val="0"/>
                 <w:sz w:val="20"/>
               </w:rPr>
-              <w:t>Não citada na proposta; impostos de 6% a 15% a reservar</w:t>
+              <w:t>A combinar com ela pelo WhatsApp</w:t>
             </w:r>
           </w:p>
         </w:tc>
@@ -451,7 +499,7 @@
         </w:tc>
         <w:tc>
           <w:tcPr>
-            <w:tcW w:type="dxa" w:w="3969"/>
+            <w:tcW w:type="dxa" w:w="3402"/>
           </w:tcPr>
           <w:p>
             <w:r/>
@@ -460,13 +508,13 @@
                 <w:b w:val="0"/>
                 <w:sz w:val="20"/>
               </w:rPr>
-              <w:t>Cláusula de exclusividade no seu emprego atual</w:t>
+              <w:t>Marca e contato na proposta</w:t>
             </w:r>
           </w:p>
         </w:tc>
         <w:tc>
           <w:tcPr>
-            <w:tcW w:type="dxa" w:w="4649"/>
+            <w:tcW w:type="dxa" w:w="5216"/>
           </w:tcPr>
           <w:p>
             <w:r/>
@@ -475,7 +523,7 @@
                 <w:b w:val="0"/>
                 <w:sz w:val="20"/>
               </w:rPr>
-              <w:t>Verificar antes de assinar</w:t>
+              <w:t>"R2 Tech Consulting" aparece como seu nome na reunião; confirmar sobrenome, e-mail e telefone</w:t>
             </w:r>
           </w:p>
         </w:tc>
@@ -498,7 +546,7 @@
         </w:tc>
         <w:tc>
           <w:tcPr>
-            <w:tcW w:type="dxa" w:w="3969"/>
+            <w:tcW w:type="dxa" w:w="3402"/>
           </w:tcPr>
           <w:p>
             <w:r/>
@@ -507,13 +555,13 @@
                 <w:b w:val="0"/>
                 <w:sz w:val="20"/>
               </w:rPr>
-              <w:t>Seu sobrenome, e-mail e telefone na proposta</w:t>
+              <w:t>Cláusula de exclusividade no seu emprego</w:t>
             </w:r>
           </w:p>
         </w:tc>
         <w:tc>
           <w:tcPr>
-            <w:tcW w:type="dxa" w:w="4649"/>
+            <w:tcW w:type="dxa" w:w="5216"/>
           </w:tcPr>
           <w:p>
             <w:r/>
@@ -522,54 +570,7 @@
                 <w:b w:val="0"/>
                 <w:sz w:val="20"/>
               </w:rPr>
-              <w:t>[PREENCHER]</w:t>
-            </w:r>
-          </w:p>
-        </w:tc>
-      </w:tr>
-      <w:tr>
-        <w:tc>
-          <w:tcPr>
-            <w:tcW w:type="dxa" w:w="454"/>
-          </w:tcPr>
-          <w:p>
-            <w:r/>
-            <w:r>
-              <w:rPr>
-                <w:b w:val="0"/>
-                <w:sz w:val="20"/>
-              </w:rPr>
-              <w:t>10</w:t>
-            </w:r>
-          </w:p>
-        </w:tc>
-        <w:tc>
-          <w:tcPr>
-            <w:tcW w:type="dxa" w:w="3969"/>
-          </w:tcPr>
-          <w:p>
-            <w:r/>
-            <w:r>
-              <w:rPr>
-                <w:b w:val="0"/>
-                <w:sz w:val="20"/>
-              </w:rPr>
-              <w:t>Grafia do nome da empresa (Surcin ou Sourcin)</w:t>
-            </w:r>
-          </w:p>
-        </w:tc>
-        <w:tc>
-          <w:tcPr>
-            <w:tcW w:type="dxa" w:w="4649"/>
-          </w:tcPr>
-          <w:p>
-            <w:r/>
-            <w:r>
-              <w:rPr>
-                <w:b w:val="0"/>
-                <w:sz w:val="20"/>
-              </w:rPr>
-              <w:t>Surcin</w:t>
+              <w:t>Verificar antes de assinar</w:t>
             </w:r>
           </w:p>
         </w:tc>
@@ -581,7 +582,7 @@
         <w:pStyle w:val="Heading1"/>
       </w:pPr>
       <w:r>
-        <w:t>2. Plano para os dois dias de preparação</w:t>
+        <w:t>3. Plano até quinta</w:t>
       </w:r>
     </w:p>
     <w:tbl>
@@ -676,7 +677,7 @@
                 <w:b w:val="0"/>
                 <w:sz w:val="20"/>
               </w:rPr>
-              <w:t>Ouvir a gravação ou ler a transcrição com o doc 01 aberto, preenchendo as dores e os [PREENCHER]</w:t>
+              <w:t>Ler o diagnóstico (doc 01) e conferir os pontos [CONFIRMAR]</w:t>
             </w:r>
           </w:p>
         </w:tc>
@@ -691,7 +692,7 @@
                 <w:b w:val="0"/>
                 <w:sz w:val="20"/>
               </w:rPr>
-              <w:t>2 a 3 h</w:t>
+              <w:t>1 h</w:t>
             </w:r>
           </w:p>
         </w:tc>
@@ -723,7 +724,7 @@
                 <w:b w:val="0"/>
                 <w:sz w:val="20"/>
               </w:rPr>
-              <w:t>Revisar a estrutura organizacional (doc 02) com o que ouviu; cortar o que não se aplica</w:t>
+              <w:t>Revisar a estrutura (doc 02) e a proposta (doc 04)</w:t>
             </w:r>
           </w:p>
         </w:tc>
@@ -770,7 +771,7 @@
                 <w:b w:val="0"/>
                 <w:sz w:val="20"/>
               </w:rPr>
-              <w:t>Fechar decisões da tabela acima, ajustar valores da proposta (doc 04) e ensaiar a apresentação</w:t>
+              <w:t>Fechar as decisões acima e ensaiar com os slides (doc 06)</w:t>
             </w:r>
           </w:p>
         </w:tc>
@@ -785,7 +786,7 @@
                 <w:b w:val="0"/>
                 <w:sz w:val="20"/>
               </w:rPr>
-              <w:t>2 a 3 h</w:t>
+              <w:t>2 h</w:t>
             </w:r>
           </w:p>
         </w:tc>
@@ -802,7 +803,7 @@
                 <w:b w:val="0"/>
                 <w:sz w:val="20"/>
               </w:rPr>
-              <w:t>Quinta 15/10</w:t>
+              <w:t>Quinta 15/10 · noite</w:t>
             </w:r>
           </w:p>
         </w:tc>
@@ -817,7 +818,7 @@
                 <w:b w:val="0"/>
                 <w:sz w:val="20"/>
               </w:rPr>
-              <w:t>Apresentar; levar a lista de perguntas do doc 01 impressa ou aberta</w:t>
+              <w:t>Apresentar e fazer as perguntas da seção 8 do doc 01</w:t>
             </w:r>
           </w:p>
         </w:tc>
@@ -840,19 +841,11 @@
     </w:tbl>
     <w:p/>
     <w:p>
-      <w:r>
-        <w:rPr>
-          <w:i w:val="0"/>
-        </w:rPr>
-        <w:t>Se a transcrição não chegar a tempo: apresente o modelo como está, diga que as dores serão confirmadas na Etapa 1 e use a reunião de quinta para fazer as perguntas da seção 6 do doc 01.</w:t>
-      </w:r>
-    </w:p>
-    <w:p>
       <w:pPr>
         <w:pStyle w:val="Heading1"/>
       </w:pPr>
       <w:r>
-        <w:t>3. Roteiro da apresentação (cerca de 40 minutos)</w:t>
+        <w:t>4. Roteiro da apresentação (cerca de 40 minutos)</w:t>
       </w:r>
     </w:p>
     <w:p>
@@ -866,7 +859,7 @@
         <w:t xml:space="preserve">1. Abertura (2 min). </w:t>
       </w:r>
       <w:r>
-        <w:t>Agradecer a reunião de 2h30 e dizer que ela já é o início do diagnóstico.</w:t>
+        <w:t>Agradecer a conversa e dizer que ela já é o diagnóstico preliminar, sem custo.</w:t>
       </w:r>
     </w:p>
     <w:p>
@@ -880,7 +873,7 @@
         <w:t xml:space="preserve">2. O que eu entendi (8 min). </w:t>
       </w:r>
       <w:r>
-        <w:t>Áreas, ferramentas e as 3 dores principais nas palavras dela. Pedir que corrija.</w:t>
+        <w:t>Os números, a equipe e as dores nas palavras dela. Destacar: "você já tem processo, falta eficiência".</w:t>
       </w:r>
     </w:p>
     <w:p>
@@ -894,7 +887,7 @@
         <w:t xml:space="preserve">3. Como vamos trabalhar (5 min). </w:t>
       </w:r>
       <w:r>
-        <w:t>Etapas 0 a 4 em uma linha cada. Reforçar: entender antes de automatizar.</w:t>
+        <w:t>Etapas 0 a 4. Partir do que existe, entender antes de automatizar.</w:t>
       </w:r>
     </w:p>
     <w:p>
@@ -908,7 +901,7 @@
         <w:t xml:space="preserve">4. Estrutura organizacional (7 min). </w:t>
       </w:r>
       <w:r>
-        <w:t>Mostrar o organograma de referência como exemplo de entregável e pedir que ela preencha os nomes.</w:t>
+        <w:t>Estrutura atual e hipótese proposta. Pedir que ela corrija.</w:t>
       </w:r>
     </w:p>
     <w:p>
@@ -919,10 +912,10 @@
         <w:rPr>
           <w:b/>
         </w:rPr>
-        <w:t xml:space="preserve">5. Mapeamento de processos (5 min). </w:t>
+        <w:t xml:space="preserve">5. Mapeamento (5 min). </w:t>
       </w:r>
       <w:r>
-        <w:t>Explicar o método em 4 passos: ouvir a equipe, desenhar, encontrar gargalos, otimizar.</w:t>
+        <w:t>Os 11 processos identificados e a prioridade inicial.</w:t>
       </w:r>
     </w:p>
     <w:p>
@@ -933,10 +926,10 @@
         <w:rPr>
           <w:b/>
         </w:rPr>
-        <w:t xml:space="preserve">6. Entregáveis e cronograma (5 min). </w:t>
+        <w:t xml:space="preserve">6. Opções e cronograma (5 min). </w:t>
       </w:r>
       <w:r>
-        <w:t>Essencial em 4 a 5 semanas; Completa em 8 a 9, com marco na semana 4.</w:t>
+        <w:t>Essencial e Completa, com datas que respeitam a prova.</w:t>
       </w:r>
     </w:p>
     <w:p>
@@ -950,7 +943,7 @@
         <w:t xml:space="preserve">7. Investimento (5 min). </w:t>
       </w:r>
       <w:r>
-        <w:t>Essencial e Completa lado a lado; recomendar a Completa. Implementação orçada depois, por pacotes.</w:t>
+        <w:t>Valores, parcelamento e o que fica fora.</w:t>
       </w:r>
     </w:p>
     <w:p>
@@ -961,10 +954,10 @@
         <w:rPr>
           <w:b/>
         </w:rPr>
-        <w:t xml:space="preserve">8. Próximos passos e perguntas (3 min+). </w:t>
+        <w:t xml:space="preserve">8. Próximos passos (3 min). </w:t>
       </w:r>
       <w:r>
-        <w:t>Aceite, confidencialidade, agenda de entrevistas. Fazer as perguntas pendentes.</w:t>
+        <w:t>Aceite, confidencialidade, kick-off em 19/10.</w:t>
       </w:r>
     </w:p>
     <w:p>
@@ -972,7 +965,7 @@
         <w:pStyle w:val="Heading1"/>
       </w:pPr>
       <w:r>
-        <w:t>4. Possíveis objeções e respostas</w:t>
+        <w:t>5. Possíveis objeções e respostas</w:t>
       </w:r>
     </w:p>
     <w:tbl>
@@ -1034,7 +1027,7 @@
                 <w:b w:val="0"/>
                 <w:sz w:val="20"/>
               </w:rPr>
-              <w:t>Já contei tudo na reunião, por que mais diagnóstico?</w:t>
+              <w:t>O caixa está apertado até janeiro.</w:t>
             </w:r>
           </w:p>
         </w:tc>
@@ -1049,7 +1042,39 @@
                 <w:b w:val="0"/>
                 <w:sz w:val="20"/>
               </w:rPr>
-              <w:t>A reunião deu a visão da dona. Falta a visão de quem executa, que é onde estão os detalhes que fazem uma automação funcionar ou falhar.</w:t>
+              <w:t>Começar pela Essencial ou parcelar a Completa. A Essencial já entrega mapeamento, gargalos e organograma antes da prova.</w:t>
+            </w:r>
+          </w:p>
+        </w:tc>
+      </w:tr>
+      <w:tr>
+        <w:tc>
+          <w:tcPr>
+            <w:tcW w:type="dxa" w:w="3118"/>
+          </w:tcPr>
+          <w:p>
+            <w:r/>
+            <w:r>
+              <w:rPr>
+                <w:b w:val="0"/>
+                <w:sz w:val="20"/>
+              </w:rPr>
+              <w:t>Já tenho os processos, por que mapear?</w:t>
+            </w:r>
+          </w:p>
+        </w:tc>
+        <w:tc>
+          <w:tcPr>
+            <w:tcW w:type="dxa" w:w="5953"/>
+          </w:tcPr>
+          <w:p>
+            <w:r/>
+            <w:r>
+              <w:rPr>
+                <w:b w:val="0"/>
+                <w:sz w:val="20"/>
+              </w:rPr>
+              <w:t>Justamente por isso o trabalho é mais rápido. O mapeamento mostra onde o processo trava e o que pode sair das suas mãos.</w:t>
             </w:r>
           </w:p>
         </w:tc>
@@ -1081,7 +1106,7 @@
                 <w:b w:val="0"/>
                 <w:sz w:val="20"/>
               </w:rPr>
-              <w:t>Automatizar um processo desorganizado só acelera o problema. A opção Completa entrega o plano de automação com esforço estimado; a primeira automação pode começar logo depois.</w:t>
+              <w:t>Automatizar um processo que depende de você só acelera o problema. A Completa entrega o plano com esforço e custo, para começar a implementação em seguida.</w:t>
             </w:r>
           </w:p>
         </w:tc>
@@ -1098,7 +1123,7 @@
                 <w:b w:val="0"/>
                 <w:sz w:val="20"/>
               </w:rPr>
-              <w:t>Está caro.</w:t>
+              <w:t>Não tenho tempo por causa da prova.</w:t>
             </w:r>
           </w:p>
         </w:tc>
@@ -1113,7 +1138,7 @@
                 <w:b w:val="0"/>
                 <w:sz w:val="20"/>
               </w:rPr>
-              <w:t>Ela pode começar pela Essencial e ampliar depois. A reunião inicial e a proposta não foram cobradas.</w:t>
+              <w:t>O cronograma pede cerca de 7 horas suas no total, concentradas em outubro e novembro, sem reuniões na semana da prova.</w:t>
             </w:r>
           </w:p>
         </w:tc>
@@ -1130,7 +1155,7 @@
                 <w:b w:val="0"/>
                 <w:sz w:val="20"/>
               </w:rPr>
-              <w:t>Por que demora 8 a 9 semanas?</w:t>
+              <w:t>E a remuneração por pontos?</w:t>
             </w:r>
           </w:p>
         </w:tc>
@@ -1145,7 +1170,7 @@
                 <w:b w:val="0"/>
                 <w:sz w:val="20"/>
               </w:rPr>
-              <w:t>O ritmo respeita a rotina da equipe para entrevistas e validações; dá para reduzir se a equipe tiver mais disponibilidade.</w:t>
+              <w:t>Ela depende de papéis e indicadores claros, que saem da Etapa 2. O desenho do programa pode vir depois.</w:t>
             </w:r>
           </w:p>
         </w:tc>
@@ -1175,7 +1200,7 @@
         <w:color w:val="595959"/>
         <w:sz w:val="16"/>
       </w:rPr>
-      <w:t>Surcin Consultoria · Proposta de consultoria em organização e processos · Confidencial</w:t>
+      <w:t>Surcin · Proposta de consultoria em organização e processos · Confidencial</w:t>
     </w:r>
   </w:p>
 </w:ftr>

--- a/proposta-surcin/05-roteiro-apresentacao-e-decisoes.docx
+++ b/proposta-surcin/05-roteiro-apresentacao-e-decisoes.docx
@@ -28,7 +28,7 @@
           <w:color w:val="595959"/>
           <w:sz w:val="18"/>
         </w:rPr>
-        <w:t>Versão 2 · 13/10/2026 · atualizada com a transcrição da reunião · uso interno até revisão do Renato</w:t>
+        <w:t>Versão 3 · 13/10/2026 · reunião, briefing e anotações cruzados · uso interno até revisão do Renato</w:t>
       </w:r>
     </w:p>
     <w:p>
@@ -36,7 +36,7 @@
         <w:pStyle w:val="Heading1"/>
       </w:pPr>
       <w:r>
-        <w:t>1. O que mudou com a transcrição</w:t>
+        <w:t>1. O que mudou com o briefing e as anotações do Gemini</w:t>
       </w:r>
     </w:p>
     <w:p>
@@ -44,7 +44,7 @@
         <w:pStyle w:val="ListBullet"/>
       </w:pPr>
       <w:r>
-        <w:t>A equipe é de 4 pessoas além da Thamires (Júlia, Vitória, Tamara e a estagiária Alana), e não há contador.</w:t>
+        <w:t>A Surcin espera mais do que consultoria: pede proposta modular com implantação, desenvolvimento, licenças e manutenção separados, e ganhos ainda em outubro e novembro.</w:t>
       </w:r>
     </w:p>
     <w:p>
@@ -52,7 +52,7 @@
         <w:pStyle w:val="ListBullet"/>
       </w:pPr>
       <w:r>
-        <w:t>Os processos já estão em boa parte documentados no Trello e no OneDrive: o projeto parte do que existe.</w:t>
+        <w:t>Para atender sem prometer implantação completa: a proposta agora tem contenção imediata (3 controles manuais) na Completa, módulos da Fase 2 com ordem de grandeza e respostas às perguntas da seção 16 do briefing.</w:t>
       </w:r>
     </w:p>
     <w:p>
@@ -60,7 +60,7 @@
         <w:pStyle w:val="ListBullet"/>
       </w:pPr>
       <w:r>
-        <w:t>As dores concretas são centralização, risco no fiscal (erro de agosto), fechamento financeiro lento e falta de métricas para a remuneração variável.</w:t>
+        <w:t>Fatos novos: fundação em 2021, contabilidade terceirizada com a Joyce (segundo o briefing), plataforma Nestzap, CITAX em avaliação, saída do Jonathan em junho, detalhes do erro de ISS e de outros erros fiscais.</w:t>
       </w:r>
     </w:p>
     <w:p>
@@ -68,7 +68,7 @@
         <w:pStyle w:val="ListBullet"/>
       </w:pPr>
       <w:r>
-        <w:t>O cronograma agora tem datas reais: Vitória volta em 28/10, prova da Thamires em 13/12, meta de terminar antes de janeiro.</w:t>
+        <w:t>Quatro divergências a confirmar com ela: Joyce, notas da Tamara, data do tráfego pago e contratação em janeiro (doc 01, seção 8).</w:t>
       </w:r>
     </w:p>
     <w:p>
@@ -76,7 +76,7 @@
         <w:pStyle w:val="ListBullet"/>
       </w:pPr>
       <w:r>
-        <w:t>O preço não mudou: 4 a 5 entrevistas e 8 processos cabem nas opções Essencial e Completa.</w:t>
+        <w:t>O preço não mudou; a contenção cabe nas 81 h da Completa.</w:t>
       </w:r>
     </w:p>
     <w:p>
@@ -119,7 +119,7 @@
         </w:tc>
         <w:tc>
           <w:tcPr>
-            <w:tcW w:type="dxa" w:w="3402"/>
+            <w:tcW w:type="dxa" w:w="2551"/>
             <w:shd w:val="clear" w:color="auto" w:fill="1F3A5F"/>
           </w:tcPr>
           <w:p>
@@ -136,7 +136,7 @@
         </w:tc>
         <w:tc>
           <w:tcPr>
-            <w:tcW w:type="dxa" w:w="5216"/>
+            <w:tcW w:type="dxa" w:w="6066"/>
             <w:shd w:val="clear" w:color="auto" w:fill="1F3A5F"/>
           </w:tcPr>
           <w:p>
@@ -170,7 +170,7 @@
         </w:tc>
         <w:tc>
           <w:tcPr>
-            <w:tcW w:type="dxa" w:w="3402"/>
+            <w:tcW w:type="dxa" w:w="2551"/>
           </w:tcPr>
           <w:p>
             <w:r/>
@@ -179,13 +179,13 @@
                 <w:b w:val="0"/>
                 <w:sz w:val="20"/>
               </w:rPr>
-              <w:t>Taxa-piso da sua hora</w:t>
+              <w:t>Taxa-piso e preço</w:t>
             </w:r>
           </w:p>
         </w:tc>
         <w:tc>
           <w:tcPr>
-            <w:tcW w:type="dxa" w:w="5216"/>
+            <w:tcW w:type="dxa" w:w="6066"/>
           </w:tcPr>
           <w:p>
             <w:r/>
@@ -194,7 +194,7 @@
                 <w:b w:val="0"/>
                 <w:sz w:val="20"/>
               </w:rPr>
-              <w:t>Cerca de R$ 180/h; R$ 220/h para hora avulsa</w:t>
+              <w:t>Cerca de R$ 180/h; Essencial R$ 7.800, Completa R$ 14.800; hora avulsa R$ 220</w:t>
             </w:r>
           </w:p>
         </w:tc>
@@ -217,7 +217,7 @@
         </w:tc>
         <w:tc>
           <w:tcPr>
-            <w:tcW w:type="dxa" w:w="3402"/>
+            <w:tcW w:type="dxa" w:w="2551"/>
           </w:tcPr>
           <w:p>
             <w:r/>
@@ -226,13 +226,13 @@
                 <w:b w:val="0"/>
                 <w:sz w:val="20"/>
               </w:rPr>
-              <w:t>Capacidade semanal sustentável</w:t>
+              <w:t>Capacidade semanal</w:t>
             </w:r>
           </w:p>
         </w:tc>
         <w:tc>
           <w:tcPr>
-            <w:tcW w:type="dxa" w:w="5216"/>
+            <w:tcW w:type="dxa" w:w="6066"/>
           </w:tcPr>
           <w:p>
             <w:r/>
@@ -264,7 +264,7 @@
         </w:tc>
         <w:tc>
           <w:tcPr>
-            <w:tcW w:type="dxa" w:w="3402"/>
+            <w:tcW w:type="dxa" w:w="2551"/>
           </w:tcPr>
           <w:p>
             <w:r/>
@@ -273,13 +273,13 @@
                 <w:b w:val="0"/>
                 <w:sz w:val="20"/>
               </w:rPr>
-              <w:t>Preço das opções</w:t>
+              <w:t>Parcelamento</w:t>
             </w:r>
           </w:p>
         </w:tc>
         <w:tc>
           <w:tcPr>
-            <w:tcW w:type="dxa" w:w="5216"/>
+            <w:tcW w:type="dxa" w:w="6066"/>
           </w:tcPr>
           <w:p>
             <w:r/>
@@ -288,7 +288,7 @@
                 <w:b w:val="0"/>
                 <w:sz w:val="20"/>
               </w:rPr>
-              <w:t>Essencial R$ 7.800; Completa R$ 14.800</w:t>
+              <w:t>Ela tem caixa até novembro e você disse que valores são conversáveis (02:07). Considerar a Completa em 4 vezes até janeiro</w:t>
             </w:r>
           </w:p>
         </w:tc>
@@ -311,7 +311,7 @@
         </w:tc>
         <w:tc>
           <w:tcPr>
-            <w:tcW w:type="dxa" w:w="3402"/>
+            <w:tcW w:type="dxa" w:w="2551"/>
           </w:tcPr>
           <w:p>
             <w:r/>
@@ -320,13 +320,13 @@
                 <w:b w:val="0"/>
                 <w:sz w:val="20"/>
               </w:rPr>
-              <w:t>Parcelamento</w:t>
+              <w:t>Contenção dentro das 81 h</w:t>
             </w:r>
           </w:p>
         </w:tc>
         <w:tc>
           <w:tcPr>
-            <w:tcW w:type="dxa" w:w="5216"/>
+            <w:tcW w:type="dxa" w:w="6066"/>
           </w:tcPr>
           <w:p>
             <w:r/>
@@ -335,7 +335,7 @@
                 <w:b w:val="0"/>
                 <w:sz w:val="20"/>
               </w:rPr>
-              <w:t>Ela tem caixa só até novembro e você disse que valores são conversáveis (02:07). Considerar parcelar a Completa em 4 vezes até janeiro</w:t>
+              <w:t>Absorvida pela contingência; se preferir cobrar à parte, some cerca de 4 h (R$ 700)</w:t>
             </w:r>
           </w:p>
         </w:tc>
@@ -358,7 +358,7 @@
         </w:tc>
         <w:tc>
           <w:tcPr>
-            <w:tcW w:type="dxa" w:w="3402"/>
+            <w:tcW w:type="dxa" w:w="2551"/>
           </w:tcPr>
           <w:p>
             <w:r/>
@@ -367,13 +367,13 @@
                 <w:b w:val="0"/>
                 <w:sz w:val="20"/>
               </w:rPr>
-              <w:t>Oferecer o desenho do programa de remuneração variável como adicional</w:t>
+              <w:t>Piloto antes de 13/12</w:t>
             </w:r>
           </w:p>
         </w:tc>
         <w:tc>
           <w:tcPr>
-            <w:tcW w:type="dxa" w:w="5216"/>
+            <w:tcW w:type="dxa" w:w="6066"/>
           </w:tcPr>
           <w:p>
             <w:r/>
@@ -382,7 +382,7 @@
                 <w:b w:val="0"/>
                 <w:sz w:val="20"/>
               </w:rPr>
-              <w:t>Fora do escopo; estrutura entrega a base</w:t>
+              <w:t>Não cabe nas 10 h/semana junto com a Completa. Alternativa: trocar os fluxos otimizados por um piloto (ex.: especialista de dúvidas do financeiro)</w:t>
             </w:r>
           </w:p>
         </w:tc>
@@ -405,7 +405,7 @@
         </w:tc>
         <w:tc>
           <w:tcPr>
-            <w:tcW w:type="dxa" w:w="3402"/>
+            <w:tcW w:type="dxa" w:w="2551"/>
           </w:tcPr>
           <w:p>
             <w:r/>
@@ -414,13 +414,13 @@
                 <w:b w:val="0"/>
                 <w:sz w:val="20"/>
               </w:rPr>
-              <w:t>Horários das entrevistas</w:t>
+              <w:t>Joyce</w:t>
             </w:r>
           </w:p>
         </w:tc>
         <w:tc>
           <w:tcPr>
-            <w:tcW w:type="dxa" w:w="5216"/>
+            <w:tcW w:type="dxa" w:w="6066"/>
           </w:tcPr>
           <w:p>
             <w:r/>
@@ -429,7 +429,7 @@
                 <w:b w:val="0"/>
                 <w:sz w:val="20"/>
               </w:rPr>
-              <w:t>A equipe trabalha em horário comercial; confirmar se aceitam antes das 10h30 ou no almoço</w:t>
+              <w:t>Você também atende a Joyce, que o briefing aponta como contabilidade terceirizada da Surcin. Combine confidencialidade entre os dois trabalhos</w:t>
             </w:r>
           </w:p>
         </w:tc>
@@ -452,7 +452,7 @@
         </w:tc>
         <w:tc>
           <w:tcPr>
-            <w:tcW w:type="dxa" w:w="3402"/>
+            <w:tcW w:type="dxa" w:w="2551"/>
           </w:tcPr>
           <w:p>
             <w:r/>
@@ -461,13 +461,13 @@
                 <w:b w:val="0"/>
                 <w:sz w:val="20"/>
               </w:rPr>
-              <w:t>Horário da reunião de quinta à noite</w:t>
+              <w:t>Horários das entrevistas</w:t>
             </w:r>
           </w:p>
         </w:tc>
         <w:tc>
           <w:tcPr>
-            <w:tcW w:type="dxa" w:w="5216"/>
+            <w:tcW w:type="dxa" w:w="6066"/>
           </w:tcPr>
           <w:p>
             <w:r/>
@@ -476,7 +476,7 @@
                 <w:b w:val="0"/>
                 <w:sz w:val="20"/>
               </w:rPr>
-              <w:t>A combinar com ela pelo WhatsApp</w:t>
+              <w:t>A equipe trabalha em horário comercial; confirmar antes das 10h30 ou no almoço</w:t>
             </w:r>
           </w:p>
         </w:tc>
@@ -499,7 +499,7 @@
         </w:tc>
         <w:tc>
           <w:tcPr>
-            <w:tcW w:type="dxa" w:w="3402"/>
+            <w:tcW w:type="dxa" w:w="2551"/>
           </w:tcPr>
           <w:p>
             <w:r/>
@@ -508,13 +508,13 @@
                 <w:b w:val="0"/>
                 <w:sz w:val="20"/>
               </w:rPr>
-              <w:t>Marca e contato na proposta</w:t>
+              <w:t>Marca e contato</w:t>
             </w:r>
           </w:p>
         </w:tc>
         <w:tc>
           <w:tcPr>
-            <w:tcW w:type="dxa" w:w="5216"/>
+            <w:tcW w:type="dxa" w:w="6066"/>
           </w:tcPr>
           <w:p>
             <w:r/>
@@ -523,7 +523,7 @@
                 <w:b w:val="0"/>
                 <w:sz w:val="20"/>
               </w:rPr>
-              <w:t>"R2 Tech Consulting" aparece como seu nome na reunião; confirmar sobrenome, e-mail e telefone</w:t>
+              <w:t>"R2 Tech Consulting"; confirmar sobrenome, e-mail e telefone</w:t>
             </w:r>
           </w:p>
         </w:tc>
@@ -546,7 +546,7 @@
         </w:tc>
         <w:tc>
           <w:tcPr>
-            <w:tcW w:type="dxa" w:w="3402"/>
+            <w:tcW w:type="dxa" w:w="2551"/>
           </w:tcPr>
           <w:p>
             <w:r/>
@@ -555,13 +555,13 @@
                 <w:b w:val="0"/>
                 <w:sz w:val="20"/>
               </w:rPr>
-              <w:t>Cláusula de exclusividade no seu emprego</w:t>
+              <w:t>Exclusividade no seu emprego</w:t>
             </w:r>
           </w:p>
         </w:tc>
         <w:tc>
           <w:tcPr>
-            <w:tcW w:type="dxa" w:w="5216"/>
+            <w:tcW w:type="dxa" w:w="6066"/>
           </w:tcPr>
           <w:p>
             <w:r/>
@@ -677,7 +677,7 @@
                 <w:b w:val="0"/>
                 <w:sz w:val="20"/>
               </w:rPr>
-              <w:t>Ler o diagnóstico (doc 01) e conferir os pontos [CONFIRMAR]</w:t>
+              <w:t>Ler o diagnóstico (doc 01), principalmente as divergências</w:t>
             </w:r>
           </w:p>
         </w:tc>
@@ -724,7 +724,7 @@
                 <w:b w:val="0"/>
                 <w:sz w:val="20"/>
               </w:rPr>
-              <w:t>Revisar a estrutura (doc 02) e a proposta (doc 04)</w:t>
+              <w:t>Revisar a proposta (doc 04), em especial as seções 3, 5 e 11</w:t>
             </w:r>
           </w:p>
         </w:tc>
@@ -818,7 +818,7 @@
                 <w:b w:val="0"/>
                 <w:sz w:val="20"/>
               </w:rPr>
-              <w:t>Apresentar e fazer as perguntas da seção 8 do doc 01</w:t>
+              <w:t>Apresentar e confirmar as divergências</w:t>
             </w:r>
           </w:p>
         </w:tc>
@@ -845,7 +845,7 @@
         <w:pStyle w:val="Heading1"/>
       </w:pPr>
       <w:r>
-        <w:t>4. Roteiro da apresentação (cerca de 40 minutos)</w:t>
+        <w:t>4. Roteiro da apresentação (cerca de 45 minutos)</w:t>
       </w:r>
     </w:p>
     <w:p>
@@ -859,7 +859,7 @@
         <w:t xml:space="preserve">1. Abertura (2 min). </w:t>
       </w:r>
       <w:r>
-        <w:t>Agradecer a conversa e dizer que ela já é o diagnóstico preliminar, sem custo.</w:t>
+        <w:t>Agradecer a conversa e o briefing; dizer que ambos já são o diagnóstico preliminar, sem custo.</w:t>
       </w:r>
     </w:p>
     <w:p>
@@ -873,7 +873,7 @@
         <w:t xml:space="preserve">2. O que eu entendi (8 min). </w:t>
       </w:r>
       <w:r>
-        <w:t>Os números, a equipe e as dores nas palavras dela. Destacar: "você já tem processo, falta eficiência".</w:t>
+        <w:t>Números, pessoas, erros reais e a frase "você já tem processo, falta eficiência".</w:t>
       </w:r>
     </w:p>
     <w:p>
@@ -887,7 +887,7 @@
         <w:t xml:space="preserve">3. Como vamos trabalhar (5 min). </w:t>
       </w:r>
       <w:r>
-        <w:t>Etapas 0 a 4. Partir do que existe, entender antes de automatizar.</w:t>
+        <w:t>Processo e controle antes de ferramenta; Fases 1, 2 e 3.</w:t>
       </w:r>
     </w:p>
     <w:p>
@@ -898,10 +898,10 @@
         <w:rPr>
           <w:b/>
         </w:rPr>
-        <w:t xml:space="preserve">4. Estrutura organizacional (7 min). </w:t>
+        <w:t xml:space="preserve">4. Antes da prova (5 min). </w:t>
       </w:r>
       <w:r>
-        <w:t>Estrutura atual e hipótese proposta. Pedir que ela corrija.</w:t>
+        <w:t>Os 3 controles manuais e o que fica pronto até 13/12.</w:t>
       </w:r>
     </w:p>
     <w:p>
@@ -912,10 +912,10 @@
         <w:rPr>
           <w:b/>
         </w:rPr>
-        <w:t xml:space="preserve">5. Mapeamento (5 min). </w:t>
+        <w:t xml:space="preserve">5. Estrutura organizacional (5 min). </w:t>
       </w:r>
       <w:r>
-        <w:t>Os 11 processos identificados e a prioridade inicial.</w:t>
+        <w:t>Atual e hipótese proposta; pedir correções.</w:t>
       </w:r>
     </w:p>
     <w:p>
@@ -926,10 +926,10 @@
         <w:rPr>
           <w:b/>
         </w:rPr>
-        <w:t xml:space="preserve">6. Opções e cronograma (5 min). </w:t>
+        <w:t xml:space="preserve">6. Fase 1: opções, cronograma e investimento (8 min). </w:t>
       </w:r>
       <w:r>
-        <w:t>Essencial e Completa, com datas que respeitam a prova.</w:t>
+        <w:t>Essencial e Completa, datas, parcelamento.</w:t>
       </w:r>
     </w:p>
     <w:p>
@@ -940,10 +940,10 @@
         <w:rPr>
           <w:b/>
         </w:rPr>
-        <w:t xml:space="preserve">7. Investimento (5 min). </w:t>
+        <w:t xml:space="preserve">7. Fase 2: módulos (5 min). </w:t>
       </w:r>
       <w:r>
-        <w:t>Valores, parcelamento e o que fica fora.</w:t>
+        <w:t>Ordem de grandeza e por que só se orça depois do plano.</w:t>
       </w:r>
     </w:p>
     <w:p>
@@ -954,10 +954,10 @@
         <w:rPr>
           <w:b/>
         </w:rPr>
-        <w:t xml:space="preserve">8. Próximos passos (3 min). </w:t>
+        <w:t xml:space="preserve">8. Respostas ao briefing e próximos passos (7 min). </w:t>
       </w:r>
       <w:r>
-        <w:t>Aceite, confidencialidade, kick-off em 19/10.</w:t>
+        <w:t>Seção 11 da proposta; confirmar divergências.</w:t>
       </w:r>
     </w:p>
     <w:p>
@@ -1027,6 +1027,38 @@
                 <w:b w:val="0"/>
                 <w:sz w:val="20"/>
               </w:rPr>
+              <w:t>Eu queria a implantação, não só consultoria.</w:t>
+            </w:r>
+          </w:p>
+        </w:tc>
+        <w:tc>
+          <w:tcPr>
+            <w:tcW w:type="dxa" w:w="5953"/>
+          </w:tcPr>
+          <w:p>
+            <w:r/>
+            <w:r>
+              <w:rPr>
+                <w:b w:val="0"/>
+                <w:sz w:val="20"/>
+              </w:rPr>
+              <w:t>A implantação está desenhada em módulos. Orçar agora seria chutar: cada integração precisa de prova de viabilidade, e o Domínio está com parâmetro errado. A Fase 1 já entrega controles em uso antes da prova.</w:t>
+            </w:r>
+          </w:p>
+        </w:tc>
+      </w:tr>
+      <w:tr>
+        <w:tc>
+          <w:tcPr>
+            <w:tcW w:type="dxa" w:w="3118"/>
+          </w:tcPr>
+          <w:p>
+            <w:r/>
+            <w:r>
+              <w:rPr>
+                <w:b w:val="0"/>
+                <w:sz w:val="20"/>
+              </w:rPr>
               <w:t>O caixa está apertado até janeiro.</w:t>
             </w:r>
           </w:p>
@@ -1042,7 +1074,7 @@
                 <w:b w:val="0"/>
                 <w:sz w:val="20"/>
               </w:rPr>
-              <w:t>Começar pela Essencial ou parcelar a Completa. A Essencial já entrega mapeamento, gargalos e organograma antes da prova.</w:t>
+              <w:t>Começar pela Essencial ou parcelar a Completa.</w:t>
             </w:r>
           </w:p>
         </w:tc>
@@ -1074,39 +1106,7 @@
                 <w:b w:val="0"/>
                 <w:sz w:val="20"/>
               </w:rPr>
-              <w:t>Justamente por isso o trabalho é mais rápido. O mapeamento mostra onde o processo trava e o que pode sair das suas mãos.</w:t>
-            </w:r>
-          </w:p>
-        </w:tc>
-      </w:tr>
-      <w:tr>
-        <w:tc>
-          <w:tcPr>
-            <w:tcW w:type="dxa" w:w="3118"/>
-          </w:tcPr>
-          <w:p>
-            <w:r/>
-            <w:r>
-              <w:rPr>
-                <w:b w:val="0"/>
-                <w:sz w:val="20"/>
-              </w:rPr>
-              <w:t>Quero logo as automações.</w:t>
-            </w:r>
-          </w:p>
-        </w:tc>
-        <w:tc>
-          <w:tcPr>
-            <w:tcW w:type="dxa" w:w="5953"/>
-          </w:tcPr>
-          <w:p>
-            <w:r/>
-            <w:r>
-              <w:rPr>
-                <w:b w:val="0"/>
-                <w:sz w:val="20"/>
-              </w:rPr>
-              <w:t>Automatizar um processo que depende de você só acelera o problema. A Completa entrega o plano com esforço e custo, para começar a implementação em seguida.</w:t>
+              <w:t>Por isso o trabalho é mais rápido. O mapeamento mostra onde o processo trava e o que pode sair das suas mãos.</w:t>
             </w:r>
           </w:p>
         </w:tc>
@@ -1138,7 +1138,7 @@
                 <w:b w:val="0"/>
                 <w:sz w:val="20"/>
               </w:rPr>
-              <w:t>O cronograma pede cerca de 7 horas suas no total, concentradas em outubro e novembro, sem reuniões na semana da prova.</w:t>
+              <w:t>Cerca de 7 horas suas no total, concentradas em outubro e novembro, sem reuniões na semana da prova.</w:t>
             </w:r>
           </w:p>
         </w:tc>
@@ -1155,7 +1155,7 @@
                 <w:b w:val="0"/>
                 <w:sz w:val="20"/>
               </w:rPr>
-              <w:t>E a remuneração por pontos?</w:t>
+              <w:t>E a premiação?</w:t>
             </w:r>
           </w:p>
         </w:tc>
@@ -1170,7 +1170,7 @@
                 <w:b w:val="0"/>
                 <w:sz w:val="20"/>
               </w:rPr>
-              <w:t>Ela depende de papéis e indicadores claros, que saem da Etapa 2. O desenho do programa pode vir depois.</w:t>
+              <w:t>Depende de papéis e indicadores, que saem da Fase 1; valores e natureza jurídica precisam de revisão trabalhista.</w:t>
             </w:r>
           </w:p>
         </w:tc>
@@ -1200,7 +1200,7 @@
         <w:color w:val="595959"/>
         <w:sz w:val="16"/>
       </w:rPr>
-      <w:t>Surcin · Proposta de consultoria em organização e processos · Confidencial</w:t>
+      <w:t>Surcin Assessoria Empresarial · Proposta de consultoria · Confidencial</w:t>
     </w:r>
   </w:p>
 </w:ftr>

--- a/proposta-surcin/05-roteiro-apresentacao-e-decisoes.docx
+++ b/proposta-surcin/05-roteiro-apresentacao-e-decisoes.docx
@@ -508,7 +508,7 @@
                 <w:b w:val="0"/>
                 <w:sz w:val="20"/>
               </w:rPr>
-              <w:t>Marca e contato</w:t>
+              <w:t>Contato na proposta</w:t>
             </w:r>
           </w:p>
         </w:tc>
@@ -523,7 +523,7 @@
                 <w:b w:val="0"/>
                 <w:sz w:val="20"/>
               </w:rPr>
-              <w:t>"R2 Tech Consulting"; confirmar sobrenome, e-mail e telefone</w:t>
+              <w:t>Renato Romão, R2 Tech Consultoria; e-mail r2techconsultoria@gmail.com (do convite da reunião, confirmar); falta o telefone</w:t>
             </w:r>
           </w:p>
         </w:tc>

--- a/proposta-surcin/05-roteiro-apresentacao-e-decisoes.docx
+++ b/proposta-surcin/05-roteiro-apresentacao-e-decisoes.docx
@@ -28,7 +28,7 @@
           <w:color w:val="595959"/>
           <w:sz w:val="18"/>
         </w:rPr>
-        <w:t>Versão 3 · 13/10/2026 · reunião, briefing e anotações cruzados · uso interno até revisão do Renato</w:t>
+        <w:t>Versão 4 · 13/10/2026 · dados reconferidos com a transcrição · uso interno até revisão do Renato</w:t>
       </w:r>
     </w:p>
     <w:p>
@@ -60,7 +60,7 @@
         <w:pStyle w:val="ListBullet"/>
       </w:pPr>
       <w:r>
-        <w:t>Fatos novos: fundação em 2021, contabilidade terceirizada com a Joyce (segundo o briefing), plataforma Nestzap, CITAX em avaliação, saída do Jonathan em junho, detalhes do erro de ISS e de outros erros fiscais.</w:t>
+        <w:t>Fatos novos do briefing: fundação em 2021, plataforma Nestzap, CITAX em avaliação, detalhes do erro de ISS e de outros erros fiscais.</w:t>
       </w:r>
     </w:p>
     <w:p>
@@ -68,7 +68,15 @@
         <w:pStyle w:val="ListBullet"/>
       </w:pPr>
       <w:r>
-        <w:t>Quatro divergências a confirmar com ela: Joyce, notas da Tamara, data do tráfego pago e contratação em janeiro (doc 01, seção 8).</w:t>
+        <w:t>Divergências a confirmar com ela: notas da Tamara, data do tráfego pago, contratação em janeiro, número de clientes do financeiro e ano da reconstrução (doc 01, seção 8).</w:t>
+      </w:r>
+    </w:p>
+    <w:p>
+      <w:pPr>
+        <w:pStyle w:val="ListBullet"/>
+      </w:pPr>
+      <w:r>
+        <w:t>Versão 4 (13/10): retirados BPO, Joyce e contabilidade terceirizada, que não fazem parte do projeto, e conferidos de novo os números contra a transcrição.</w:t>
       </w:r>
     </w:p>
     <w:p>
@@ -414,53 +422,6 @@
                 <w:b w:val="0"/>
                 <w:sz w:val="20"/>
               </w:rPr>
-              <w:t>Joyce</w:t>
-            </w:r>
-          </w:p>
-        </w:tc>
-        <w:tc>
-          <w:tcPr>
-            <w:tcW w:type="dxa" w:w="6066"/>
-          </w:tcPr>
-          <w:p>
-            <w:r/>
-            <w:r>
-              <w:rPr>
-                <w:b w:val="0"/>
-                <w:sz w:val="20"/>
-              </w:rPr>
-              <w:t>Você também atende a Joyce, que o briefing aponta como contabilidade terceirizada da Surcin. Combine confidencialidade entre os dois trabalhos</w:t>
-            </w:r>
-          </w:p>
-        </w:tc>
-      </w:tr>
-      <w:tr>
-        <w:tc>
-          <w:tcPr>
-            <w:tcW w:type="dxa" w:w="454"/>
-          </w:tcPr>
-          <w:p>
-            <w:r/>
-            <w:r>
-              <w:rPr>
-                <w:b w:val="0"/>
-                <w:sz w:val="20"/>
-              </w:rPr>
-              <w:t>7</w:t>
-            </w:r>
-          </w:p>
-        </w:tc>
-        <w:tc>
-          <w:tcPr>
-            <w:tcW w:type="dxa" w:w="2551"/>
-          </w:tcPr>
-          <w:p>
-            <w:r/>
-            <w:r>
-              <w:rPr>
-                <w:b w:val="0"/>
-                <w:sz w:val="20"/>
-              </w:rPr>
               <w:t>Horários das entrevistas</w:t>
             </w:r>
           </w:p>
@@ -493,7 +454,7 @@
                 <w:b w:val="0"/>
                 <w:sz w:val="20"/>
               </w:rPr>
-              <w:t>8</w:t>
+              <w:t>7</w:t>
             </w:r>
           </w:p>
         </w:tc>
@@ -540,7 +501,7 @@
                 <w:b w:val="0"/>
                 <w:sz w:val="20"/>
               </w:rPr>
-              <w:t>9</w:t>
+              <w:t>8</w:t>
             </w:r>
           </w:p>
         </w:tc>

--- a/proposta-surcin/05-roteiro-apresentacao-e-decisoes.docx
+++ b/proposta-surcin/05-roteiro-apresentacao-e-decisoes.docx
@@ -532,6 +532,53 @@
                 <w:sz w:val="20"/>
               </w:rPr>
               <w:t>Verificar antes de assinar</w:t>
+            </w:r>
+          </w:p>
+        </w:tc>
+      </w:tr>
+      <w:tr>
+        <w:tc>
+          <w:tcPr>
+            <w:tcW w:type="dxa" w:w="454"/>
+          </w:tcPr>
+          <w:p>
+            <w:r/>
+            <w:r>
+              <w:rPr>
+                <w:b w:val="0"/>
+                <w:sz w:val="20"/>
+              </w:rPr>
+              <w:t>9</w:t>
+            </w:r>
+          </w:p>
+        </w:tc>
+        <w:tc>
+          <w:tcPr>
+            <w:tcW w:type="dxa" w:w="2551"/>
+          </w:tcPr>
+          <w:p>
+            <w:r/>
+            <w:r>
+              <w:rPr>
+                <w:b w:val="0"/>
+                <w:sz w:val="20"/>
+              </w:rPr>
+              <w:t>Avaliação por competência (seu pedido de 13/10)</w:t>
+            </w:r>
+          </w:p>
+        </w:tc>
+        <w:tc>
+          <w:tcPr>
+            <w:tcW w:type="dxa" w:w="6066"/>
+          </w:tcPr>
+          <w:p>
+            <w:r/>
+            <w:r>
+              <w:rPr>
+                <w:b w:val="0"/>
+                <w:sz w:val="20"/>
+              </w:rPr>
+              <w:t>Incluída como módulo opcional, fora do preço da Fase 1: 18 h, R$ 3.200 avulso ou R$ 2.600 junto com a Completa, em janeiro de 2027. Não cabe antes de 18/12 nas 10 h/semana. Se preferir incluir na Completa, o preço sobe para cerca de R$ 17.400</w:t>
             </w:r>
           </w:p>
         </w:tc>

--- a/proposta-surcin/05-roteiro-apresentacao-e-decisoes.docx
+++ b/proposta-surcin/05-roteiro-apresentacao-e-decisoes.docx
@@ -84,7 +84,7 @@
         <w:pStyle w:val="ListBullet"/>
       </w:pPr>
       <w:r>
-        <w:t>O preço não mudou; a contenção cabe nas 81 h da Completa.</w:t>
+        <w:t>Preço da Completa: R$ 17.400 (era R$ 14.800), porque agora inclui a avaliação por competência em janeiro (~96 h). A contenção continua dentro da contingência.</w:t>
       </w:r>
     </w:p>
     <w:p>
@@ -202,7 +202,7 @@
                 <w:b w:val="0"/>
                 <w:sz w:val="20"/>
               </w:rPr>
-              <w:t>Cerca de R$ 180/h; Essencial R$ 7.800, Completa R$ 14.800; hora avulsa R$ 220</w:t>
+              <w:t>Cerca de R$ 180/h; Essencial R$ 7.800, Completa R$ 17.400 (com avaliação por competência); hora avulsa R$ 220</w:t>
             </w:r>
           </w:p>
         </w:tc>
@@ -328,7 +328,7 @@
                 <w:b w:val="0"/>
                 <w:sz w:val="20"/>
               </w:rPr>
-              <w:t>Contenção dentro das 81 h</w:t>
+              <w:t>Contenção dentro das ~96 h</w:t>
             </w:r>
           </w:p>
         </w:tc>
@@ -563,7 +563,7 @@
                 <w:b w:val="0"/>
                 <w:sz w:val="20"/>
               </w:rPr>
-              <w:t>Avaliação por competência (seu pedido de 13/10)</w:t>
+              <w:t>Avaliação por competência (decidido em 15/10)</w:t>
             </w:r>
           </w:p>
         </w:tc>
@@ -578,7 +578,7 @@
                 <w:b w:val="0"/>
                 <w:sz w:val="20"/>
               </w:rPr>
-              <w:t>Incluída como módulo opcional, fora do preço da Fase 1: 18 h, R$ 3.200 avulso ou R$ 2.600 junto com a Completa, em janeiro de 2027. Não cabe antes de 18/12 nas 10 h/semana. Se preferir incluir na Completa, o preço sobe para cerca de R$ 17.400</w:t>
+              <w:t>Dentro da Completa: R$ 17.400, ~96 h, entrega final em 22/01/2027. Com a Essencial ou depois: R$ 3.200 avulso</w:t>
             </w:r>
           </w:p>
         </w:tc>

--- a/proposta-surcin/05-roteiro-apresentacao-e-decisoes.docx
+++ b/proposta-surcin/05-roteiro-apresentacao-e-decisoes.docx
@@ -437,7 +437,7 @@
                 <w:b w:val="0"/>
                 <w:sz w:val="20"/>
               </w:rPr>
-              <w:t>A equipe trabalha em horário comercial; confirmar antes das 10h30 ou no almoço</w:t>
+              <w:t>Sua disponibilidade: seg-sex 6h-10h e após 19h30, sábados e domingos. A equipe trabalha em horário comercial: entrevistas no início do expediente (antes das 10h)</w:t>
             </w:r>
           </w:p>
         </w:tc>
